--- a/Fase 1/Evidencias Grupales/1.4_APT122_FormativaFase1.docx
+++ b/Fase 1/Evidencias Grupales/1.4_APT122_FormativaFase1.docx
@@ -3037,7 +3037,7 @@
         <w:spacing w:line="360" w:lineRule="auto"/>
       </w:pPr>
       <w:r>
-        <w:t>El proyecto se relaciona con intereses profesionales propios de Ingeniería en Informática porque permite participar en el ciclo completo de construcción de un producto digital: comprender al cliente, convertir necesidades en requerimientos, diseñar la solución, programar, integrar servicios, probar, documentar y entregar un MVP funcional.</w:t>
+        <w:t>El proyecto se relaciona con intereses profesionales propios de Ingeniería en Informática, ya que permite participar en el ciclo completo de construcción de un producto digital: comprender las necesidades del cliente, transformarlas en requerimientos, diseñar la solución, desarrollar e integrar sus componentes, realizar pruebas, documentar y entregar un MVP funcional.</w:t>
       </w:r>
     </w:p>
     <w:p>
@@ -3053,7 +3053,23 @@
       </w:r>
       <w:proofErr w:type="spellEnd"/>
       <w:r>
-        <w:t>, automatización e inteligencia artificial aplicada. Además, incorpora desafíos reales de ingeniería, entre ellos el funcionamiento offline, la sincronización posterior, la seguridad por roles, la protección de datos de menores, la trazabilidad de decisiones y la reportería.</w:t>
+        <w:t>, automatización e inteligencia artificial aplicada. Además, incorpora desafíos reales de ingeniería, entre ellos el funcionamiento offline, la sincronización de datos, la seguridad por roles, la protección de datos de menores, la trazabilidad de decisiones y la reportería.</w:t>
+      </w:r>
+    </w:p>
+    <w:p>
+      <w:pPr>
+        <w:spacing w:line="360" w:lineRule="auto"/>
+      </w:pPr>
+      <w:r>
+        <w:t xml:space="preserve">Como equipo, existe un interés común por el desarrollo de software, las bases de datos, la arquitectura de aplicaciones, los servicios </w:t>
+      </w:r>
+      <w:proofErr w:type="spellStart"/>
+      <w:r>
+        <w:t>cloud</w:t>
+      </w:r>
+      <w:proofErr w:type="spellEnd"/>
+      <w:r>
+        <w:t xml:space="preserve"> y la integración de componentes tecnológicos. Estos intereses se reflejan directamente en K-Mat IA mediante el desarrollo de la aplicación móvil, el diseño de la arquitectura, la implementación del modelo de datos, la integración de servicios y la construcción de componentes de automatización y adaptación. En conjunto, el proyecto permite fortalecer el trabajo colaborativo y adquirir experiencia en el desarrollo de un producto de punta a punta, dentro de un contexto real orientado a las necesidades de un cliente.</w:t>
       </w:r>
     </w:p>
     <w:p>
@@ -3065,17 +3081,6 @@
           <w:szCs w:val="40"/>
         </w:rPr>
       </w:pPr>
-      <w:r>
-        <w:t xml:space="preserve">Los integrantes del equipo comparten interés profesional por el desarrollo de software, las bases de datos, la arquitectura de aplicaciones y la integración de servicios. En el caso de Fernando Vidal, existe además un interés particular por profundizar en servicios </w:t>
-      </w:r>
-      <w:proofErr w:type="spellStart"/>
-      <w:r>
-        <w:t>cloud</w:t>
-      </w:r>
-      <w:proofErr w:type="spellEnd"/>
-      <w:r>
-        <w:t xml:space="preserve"> e inteligencia artificial aplicada. Estos intereses se reflejan directamente en K-Mat IA mediante el desarrollo de la aplicación móvil, el diseño de la arquitectura, la implementación del modelo de datos, la integración de servicios externos y la construcción de componentes de automatización y adaptación. En conjunto, el proyecto permite fortalecer el trabajo colaborativo y el desarrollo de un producto de punta a punta, dentro de un contexto real orientado a las necesidades de un cliente.</w:t>
-      </w:r>
       <w:r>
         <w:br w:type="page"/>
       </w:r>
@@ -7144,6 +7149,18 @@
           <w:lang w:val="en-US"/>
         </w:rPr>
         <w:t>K-Mat IA is a feasible Capstone project because it combines several core areas of software engineering within a controlled MVP. Its most relevant characteristic is the autonomous student flow: the application must remain useful even when no teacher is available, since the system can perform the initial diagnosis, present practice activities, correct responses, record progress, and determine whether the student should advance, remain at the same level, reinforce previous content, or return to an earlier activity. The optional class feature adds value without becoming a dependency, since a teacher can monitor progress and suggest how the student should continue when the student is linked to a class. Focusing on Android, first and second grade, a limited set of mathematical contents, and an offline-first architecture provides enough technical complexity to demonstrate professional competencies while keeping the project achievable within the available development time.</w:t>
+      </w:r>
+      <w:r>
+        <w:rPr>
+          <w:lang w:val="en-US"/>
+        </w:rPr>
+        <w:t xml:space="preserve"> </w:t>
+      </w:r>
+      <w:r>
+        <w:rPr>
+          <w:lang w:val="en-US"/>
+        </w:rPr>
+        <w:t>This project also aligns with my professional interest in backend development, databases, cloud services, and applied artificial intelligence.</w:t>
       </w:r>
     </w:p>
     <w:p>
